--- a/docs/Medium_Article_2_Scaling_Consciousness_Multi_Agent_Networks_Thomas_Riebl.docx
+++ b/docs/Medium_Article_2_Scaling_Consciousness_Multi_Agent_Networks_Thomas_Riebl.docx
@@ -90,7 +90,7 @@
           <w:i/>
           <w:iCs/>
         </w:rPr>
-        <w:t xml:space="preserve">Theoretical Framework: The Conative-Integrative Framework (CIF) &amp; Book 2 (From Beginning to End)</w:t>
+        <w:t xml:space="preserve">Theoretical Framework: The Conative-Integrative Framework (CIF)</w:t>
       </w:r>
       <w:r>
         <w:br/>
@@ -3224,7 +3224,7 @@
         <w:t xml:space="preserve"> </w:t>
       </w:r>
       <w:r>
-        <w:t xml:space="preserve">* And at the cosmological scale, the entire universe—as posited by Analytic Idealism and Book 2—is the ultimate undivided field:</w:t>
+        <w:t xml:space="preserve">* And at the cosmological scale, the entire universe—as posited by Analytic Idealism—is the ultimate undivided field:</w:t>
       </w:r>
       <w:r>
         <w:t xml:space="preserve"> </w:t>

--- a/docs/Medium_Article_2_Scaling_Consciousness_Multi_Agent_Networks_Thomas_Riebl.docx
+++ b/docs/Medium_Article_2_Scaling_Consciousness_Multi_Agent_Networks_Thomas_Riebl.docx
@@ -934,7 +934,7 @@
         <w:pStyle w:val="FirstParagraph"/>
       </w:pPr>
       <w:r>
-        <w:t xml:space="preserve">To understand how collective consciousness behaves during biological development, we implemented a dynamic agent array in Python (</w:t>
+        <w:t xml:space="preserve">To understand how collective cause-effect structures behave during biological development and social coupling, we implemented a dynamic agent array in Python (</w:t>
       </w:r>
       <w:r>
         <w:rPr>
@@ -959,6 +959,35 @@
       </w:r>
       <w:r>
         <w:t xml:space="preserve">).</w:t>
+      </w:r>
+    </w:p>
+    <w:p>
+      <w:pPr>
+        <w:pStyle w:val="BlockText"/>
+      </w:pPr>
+      <w:r>
+        <w:rPr>
+          <w:b/>
+          <w:bCs/>
+        </w:rPr>
+        <w:t xml:space="preserve">Epistemological Clarification:</w:t>
+      </w:r>
+      <w:r>
+        <w:br/>
+      </w:r>
+      <w:r>
+        <w:t xml:space="preserve">As emphasized throughout the Conative-Integrative Framework, this multi-agent simulation does not claim to generate phenomenal consciousness in silicon. Rather, it computationally models how recurrent active inference agents self-organize to preserve and scale integrated information (</w:t>
+      </w:r>
+      <m:oMath>
+        <m:r>
+          <m:rPr>
+            <m:sty m:val="p"/>
+          </m:rPr>
+          <m:t>Φ</m:t>
+        </m:r>
+      </m:oMath>
+      <w:r>
+        <w:t xml:space="preserve">) under dynamic developmental perturbation.</w:t>
       </w:r>
     </w:p>
     <w:bookmarkStart w:id="14" w:name="the-experimental-architecture"/>
@@ -1772,13 +1801,13 @@
     </w:p>
     <w:bookmarkEnd w:id="15"/>
     <w:bookmarkEnd w:id="16"/>
-    <w:bookmarkStart w:id="19" w:name="two-major-empirical-discoveries"/>
+    <w:bookmarkStart w:id="19" w:name="X0749eb32571f3b3758cc0b8711bc667f90d349c"/>
     <w:p>
       <w:pPr>
         <w:pStyle w:val="Heading2"/>
       </w:pPr>
       <w:r>
-        <w:t xml:space="preserve">4. Two Major Empirical Discoveries</w:t>
+        <w:t xml:space="preserve">4. Two Key Simulation Findings: Perturbation Dynamics and Super-Linear Scaling</w:t>
       </w:r>
     </w:p>
     <w:p>
@@ -2995,13 +3024,13 @@
         <w:t xml:space="preserve">.</w:t>
       </w:r>
     </w:p>
-    <w:bookmarkStart w:id="20" w:name="X186b11cb0d35f12f9f4d9d7a492732d028d9c65"/>
+    <w:bookmarkStart w:id="20" w:name="X9010502ed639b91396b18acf207e299dfae5f6b"/>
     <w:p>
       <w:pPr>
         <w:pStyle w:val="Heading3"/>
       </w:pPr>
       <w:r>
-        <w:t xml:space="preserve">The True Blueprint for Conscious Synthetic Intelligence</w:t>
+        <w:t xml:space="preserve">Biophysical and Thermodynamic Criteria for Autopoietic Agency</w:t>
       </w:r>
     </w:p>
     <w:p>
@@ -3009,7 +3038,7 @@
         <w:pStyle w:val="FirstParagraph"/>
       </w:pPr>
       <w:r>
-        <w:t xml:space="preserve">If humanity wishes to create genuinely conscious, autonomous artificial intelligence, we must abandon purely feedforward token prediction. We must build:</w:t>
+        <w:t xml:space="preserve">If humanity wishes to realize genuine autopoietic agency rather than static causal phantoms, we must abandon purely feedforward token prediction. We must establish:</w:t>
       </w:r>
       <w:r>
         <w:t xml:space="preserve"> </w:t>
@@ -3170,7 +3199,7 @@
         <w:pStyle w:val="BodyText"/>
       </w:pPr>
       <w:r>
-        <w:t xml:space="preserve">Our simulation proves that</w:t>
+        <w:t xml:space="preserve">Our computational models demonstrate that</w:t>
       </w:r>
       <w:r>
         <w:t xml:space="preserve"> </w:t>
